--- a/corpus/synthetic/shape-extraction__015.docx
+++ b/corpus/synthetic/shape-extraction__015.docx
@@ -7,37 +7,43 @@
         <w:drawing>
           <wp:anchor behindDoc="0" simplePos="0" locked="0" layoutInCell="1" allowOverlap="1">
             <wp:simplePos x="0" y="0"/>
-            <wp:positionH relativeFrom="page">
-              <wp:posOffset>735965</wp:posOffset>
+            <wp:positionH relativeFrom="column">
+              <wp:posOffset>100000</wp:posOffset>
             </wp:positionH>
             <wp:positionV relativeFrom="paragraph">
-              <wp:posOffset>95250</wp:posOffset>
+              <wp:posOffset>200000</wp:posOffset>
             </wp:positionV>
-            <wp:extent cx="6724015" cy="0"/>
+            <wp:extent cx="952500" cy="952500"/>
             <wp:wrapNone/>
-            <wp:docPr id="2" name="Line 26"/>
+            <wp:docPr id="7" name="Shape 7"/>
             <a:graphic>
               <a:graphicData uri="http://schemas.microsoft.com/office/word/2010/wordprocessingShape">
                 <wps:wsp xmlns:wps="http://schemas.microsoft.com/office/word/2010/wordprocessingShape">
-                  <wps:cNvCnPr/>
+                  <wps:cNvSpPr/>
                   <wps:spPr>
                     <a:xfrm>
                       <a:off x="0" y="0"/>
-                      <a:ext cx="6724015" cy="0"/>
+                      <a:ext cx="952500" cy="476250"/>
                     </a:xfrm>
-                    <a:prstGeom prst="line">
+                    <a:prstGeom prst="rect">
                       <a:avLst/>
                     </a:prstGeom>
-                    <a:noFill/>
-                    <a:ln w="9144">
+                    <a:ln w="6096">
                       <a:solidFill>
                         <a:srgbClr val="000000"/>
                       </a:solidFill>
-                      <a:round/>
-                      <a:headEnd/>
-                      <a:tailEnd/>
+                      <a:prstDash val="sysDot"/>
                     </a:ln>
                   </wps:spPr>
+                  <wps:txbx>
+                    <w:txbxContent>
+                      <w:p>
+                        <w:r>
+                          <w:t>term</w:t>
+                        </w:r>
+                      </w:p>
+                    </w:txbxContent>
+                  </wps:txbx>
                   <wps:bodyPr/>
                 </wps:wsp>
               </a:graphicData>
